--- a/HN_KS25_CNTT2_NguyenXuanHoa_07.docx
+++ b/HN_KS25_CNTT2_NguyenXuanHoa_07.docx
@@ -3,9 +3,35 @@
 <w:document xmlns:wpc="http://schemas.microsoft.com/office/word/2010/wordprocessingCanvas" xmlns:cx="http://schemas.microsoft.com/office/drawing/2014/chartex" xmlns:cx1="http://schemas.microsoft.com/office/drawing/2015/9/8/chartex" xmlns:cx2="http://schemas.microsoft.com/office/drawing/2015/10/21/chartex" xmlns:cx3="http://schemas.microsoft.com/office/drawing/2016/5/9/chartex" xmlns:cx4="http://schemas.microsoft.com/office/drawing/2016/5/10/chartex" xmlns:cx5="http://schemas.microsoft.com/office/drawing/2016/5/11/chartex" xmlns:cx6="http://schemas.microsoft.com/office/drawing/2016/5/12/chartex" xmlns:cx7="http://schemas.microsoft.com/office/drawing/2016/5/13/chartex" xmlns:cx8="http://schemas.microsoft.com/office/drawing/2016/5/14/chartex" xmlns:mc="http://schemas.openxmlformats.org/markup-compatibility/2006" xmlns:aink="http://schemas.microsoft.com/office/drawing/2016/ink" xmlns:am3d="http://schemas.microsoft.com/office/drawing/2017/model3d" xmlns:o="urn:schemas-microsoft-com:office:office" xmlns:oel="http://schemas.microsoft.com/office/2019/extlst" xmlns:r="http://schemas.openxmlformats.org/officeDocument/2006/relationships" xmlns:m="http://schemas.openxmlformats.org/officeDocument/2006/math" xmlns:v="urn:schemas-microsoft-com:vml" xmlns:wp14="http://schemas.microsoft.com/office/word/2010/wordprocessingDrawing" xmlns:wp="http://schemas.openxmlformats.org/drawingml/2006/wordprocessingDrawing" xmlns:w10="urn:schemas-microsoft-com:office:word" xmlns:w="http://schemas.openxmlformats.org/wordprocessingml/2006/main" xmlns:w14="http://schemas.microsoft.com/office/word/2010/wordml" xmlns:w15="http://schemas.microsoft.com/office/word/2012/wordml" xmlns:w16cex="http://schemas.microsoft.com/office/word/2018/wordml/cex" xmlns:w16cid="http://schemas.microsoft.com/office/word/2016/wordml/cid" xmlns:w16="http://schemas.microsoft.com/office/word/2018/wordml" xmlns:w16du="http://schemas.microsoft.com/office/word/2023/wordml/word16du" xmlns:w16sdtdh="http://schemas.microsoft.com/office/word/2020/wordml/sdtdatahash" xmlns:w16sdtfl="http://schemas.microsoft.com/office/word/2024/wordml/sdtformatlock" xmlns:w16se="http://schemas.microsoft.com/office/word/2015/wordml/symex" xmlns:wpg="http://schemas.microsoft.com/office/word/2010/wordprocessingGroup" xmlns:wpi="http://schemas.microsoft.com/office/word/2010/wordprocessingInk" xmlns:wne="http://schemas.microsoft.com/office/word/2006/wordml" xmlns:wps="http://schemas.microsoft.com/office/word/2010/wordprocessingShape" mc:Ignorable="w14 w15 w16se w16cid w16 w16cex w16sdtdh w16sdtfl w16du wp14">
   <w:body>
     <w:p>
+      <w:proofErr w:type="spellStart"/>
       <w:r>
-        <w:t>Phân tích yêu cầu</w:t>
+        <w:t>Phân</w:t>
       </w:r>
+      <w:proofErr w:type="spellEnd"/>
+      <w:r>
+        <w:t xml:space="preserve"> </w:t>
+      </w:r>
+      <w:proofErr w:type="spellStart"/>
+      <w:r>
+        <w:t>tích</w:t>
+      </w:r>
+      <w:proofErr w:type="spellEnd"/>
+      <w:r>
+        <w:t xml:space="preserve"> </w:t>
+      </w:r>
+      <w:proofErr w:type="spellStart"/>
+      <w:r>
+        <w:t>yêu</w:t>
+      </w:r>
+      <w:proofErr w:type="spellEnd"/>
+      <w:r>
+        <w:t xml:space="preserve"> </w:t>
+      </w:r>
+      <w:proofErr w:type="spellStart"/>
+      <w:r>
+        <w:t>cầu</w:t>
+      </w:r>
+      <w:proofErr w:type="spellEnd"/>
     </w:p>
     <w:tbl>
       <w:tblPr>
@@ -33,8 +59,13 @@
             <w:tcW w:w="4675" w:type="dxa"/>
           </w:tcPr>
           <w:p>
-            <w:r>
-              <w:t>Nội dung</w:t>
+            <w:proofErr w:type="spellStart"/>
+            <w:r>
+              <w:t>Nội</w:t>
+            </w:r>
+            <w:proofErr w:type="spellEnd"/>
+            <w:r>
+              <w:t xml:space="preserve"> dung</w:t>
             </w:r>
           </w:p>
         </w:tc>
@@ -46,18 +77,145 @@
           </w:tcPr>
           <w:p>
             <w:r>
-              <w:t>Actor chính – vai trò</w:t>
-            </w:r>
-          </w:p>
-        </w:tc>
-        <w:tc>
-          <w:tcPr>
-            <w:tcW w:w="4675" w:type="dxa"/>
-          </w:tcPr>
-          <w:p>
-            <w:r>
-              <w:t>Khách hàng đã đăng nhập, sự dụng hệ thống để đặt vé xem phim</w:t>
-            </w:r>
+              <w:t xml:space="preserve">Actor </w:t>
+            </w:r>
+            <w:proofErr w:type="spellStart"/>
+            <w:r>
+              <w:t>chính</w:t>
+            </w:r>
+            <w:proofErr w:type="spellEnd"/>
+            <w:r>
+              <w:t xml:space="preserve"> – </w:t>
+            </w:r>
+            <w:proofErr w:type="spellStart"/>
+            <w:r>
+              <w:t>vai</w:t>
+            </w:r>
+            <w:proofErr w:type="spellEnd"/>
+            <w:r>
+              <w:t xml:space="preserve"> </w:t>
+            </w:r>
+            <w:proofErr w:type="spellStart"/>
+            <w:r>
+              <w:t>trò</w:t>
+            </w:r>
+            <w:proofErr w:type="spellEnd"/>
+          </w:p>
+        </w:tc>
+        <w:tc>
+          <w:tcPr>
+            <w:tcW w:w="4675" w:type="dxa"/>
+          </w:tcPr>
+          <w:p>
+            <w:proofErr w:type="spellStart"/>
+            <w:r>
+              <w:t>Khách</w:t>
+            </w:r>
+            <w:proofErr w:type="spellEnd"/>
+            <w:r>
+              <w:t xml:space="preserve"> </w:t>
+            </w:r>
+            <w:proofErr w:type="spellStart"/>
+            <w:r>
+              <w:t>hàng</w:t>
+            </w:r>
+            <w:proofErr w:type="spellEnd"/>
+            <w:r>
+              <w:t xml:space="preserve"> </w:t>
+            </w:r>
+            <w:proofErr w:type="spellStart"/>
+            <w:r>
+              <w:t>đã</w:t>
+            </w:r>
+            <w:proofErr w:type="spellEnd"/>
+            <w:r>
+              <w:t xml:space="preserve"> </w:t>
+            </w:r>
+            <w:proofErr w:type="spellStart"/>
+            <w:r>
+              <w:t>đăng</w:t>
+            </w:r>
+            <w:proofErr w:type="spellEnd"/>
+            <w:r>
+              <w:t xml:space="preserve"> </w:t>
+            </w:r>
+            <w:proofErr w:type="spellStart"/>
+            <w:r>
+              <w:t>nhập</w:t>
+            </w:r>
+            <w:proofErr w:type="spellEnd"/>
+            <w:r>
+              <w:t xml:space="preserve">, </w:t>
+            </w:r>
+            <w:proofErr w:type="spellStart"/>
+            <w:r>
+              <w:t>sự</w:t>
+            </w:r>
+            <w:proofErr w:type="spellEnd"/>
+            <w:r>
+              <w:t xml:space="preserve"> </w:t>
+            </w:r>
+            <w:proofErr w:type="spellStart"/>
+            <w:r>
+              <w:t>dụng</w:t>
+            </w:r>
+            <w:proofErr w:type="spellEnd"/>
+            <w:r>
+              <w:t xml:space="preserve"> </w:t>
+            </w:r>
+            <w:proofErr w:type="spellStart"/>
+            <w:r>
+              <w:t>hệ</w:t>
+            </w:r>
+            <w:proofErr w:type="spellEnd"/>
+            <w:r>
+              <w:t xml:space="preserve"> </w:t>
+            </w:r>
+            <w:proofErr w:type="spellStart"/>
+            <w:r>
+              <w:t>thống</w:t>
+            </w:r>
+            <w:proofErr w:type="spellEnd"/>
+            <w:r>
+              <w:t xml:space="preserve"> </w:t>
+            </w:r>
+            <w:proofErr w:type="spellStart"/>
+            <w:r>
+              <w:t>để</w:t>
+            </w:r>
+            <w:proofErr w:type="spellEnd"/>
+            <w:r>
+              <w:t xml:space="preserve"> </w:t>
+            </w:r>
+            <w:proofErr w:type="spellStart"/>
+            <w:r>
+              <w:t>đặt</w:t>
+            </w:r>
+            <w:proofErr w:type="spellEnd"/>
+            <w:r>
+              <w:t xml:space="preserve"> </w:t>
+            </w:r>
+            <w:proofErr w:type="spellStart"/>
+            <w:r>
+              <w:t>vé</w:t>
+            </w:r>
+            <w:proofErr w:type="spellEnd"/>
+            <w:r>
+              <w:t xml:space="preserve"> </w:t>
+            </w:r>
+            <w:proofErr w:type="spellStart"/>
+            <w:r>
+              <w:t>xem</w:t>
+            </w:r>
+            <w:proofErr w:type="spellEnd"/>
+            <w:r>
+              <w:t xml:space="preserve"> </w:t>
+            </w:r>
+            <w:proofErr w:type="spellStart"/>
+            <w:r>
+              <w:t>phim</w:t>
+            </w:r>
+            <w:proofErr w:type="spellEnd"/>
           </w:p>
         </w:tc>
       </w:tr>
@@ -67,34 +225,183 @@
             <w:tcW w:w="4675" w:type="dxa"/>
           </w:tcPr>
           <w:p>
-            <w:r>
-              <w:t>Yêu cầu chức năng(4)</w:t>
-            </w:r>
-          </w:p>
-        </w:tc>
-        <w:tc>
-          <w:tcPr>
-            <w:tcW w:w="4675" w:type="dxa"/>
-          </w:tcPr>
-          <w:p>
-            <w:r>
-              <w:t>Thêm mới vé</w:t>
-            </w:r>
-          </w:p>
-          <w:p>
-            <w:r>
-              <w:t>Chọn số vé</w:t>
-            </w:r>
-          </w:p>
-          <w:p>
-            <w:r>
-              <w:t>Chọn ghế</w:t>
-            </w:r>
-          </w:p>
-          <w:p>
-            <w:r>
-              <w:t>Xem mô hình vị trí ghế và số ghế trống</w:t>
-            </w:r>
+            <w:proofErr w:type="spellStart"/>
+            <w:r>
+              <w:t>Yêu</w:t>
+            </w:r>
+            <w:proofErr w:type="spellEnd"/>
+            <w:r>
+              <w:t xml:space="preserve"> </w:t>
+            </w:r>
+            <w:proofErr w:type="spellStart"/>
+            <w:r>
+              <w:t>cầu</w:t>
+            </w:r>
+            <w:proofErr w:type="spellEnd"/>
+            <w:r>
+              <w:t xml:space="preserve"> </w:t>
+            </w:r>
+            <w:proofErr w:type="spellStart"/>
+            <w:r>
+              <w:t>chức</w:t>
+            </w:r>
+            <w:proofErr w:type="spellEnd"/>
+            <w:r>
+              <w:t xml:space="preserve"> </w:t>
+            </w:r>
+            <w:proofErr w:type="spellStart"/>
+            <w:proofErr w:type="gramStart"/>
+            <w:r>
+              <w:t>năng</w:t>
+            </w:r>
+            <w:proofErr w:type="spellEnd"/>
+            <w:r>
+              <w:t>(</w:t>
+            </w:r>
+            <w:proofErr w:type="gramEnd"/>
+            <w:r>
+              <w:t>4)</w:t>
+            </w:r>
+          </w:p>
+        </w:tc>
+        <w:tc>
+          <w:tcPr>
+            <w:tcW w:w="4675" w:type="dxa"/>
+          </w:tcPr>
+          <w:p>
+            <w:proofErr w:type="spellStart"/>
+            <w:r>
+              <w:t>Thêm</w:t>
+            </w:r>
+            <w:proofErr w:type="spellEnd"/>
+            <w:r>
+              <w:t xml:space="preserve"> </w:t>
+            </w:r>
+            <w:proofErr w:type="spellStart"/>
+            <w:r>
+              <w:t>mới</w:t>
+            </w:r>
+            <w:proofErr w:type="spellEnd"/>
+            <w:r>
+              <w:t xml:space="preserve"> </w:t>
+            </w:r>
+            <w:proofErr w:type="spellStart"/>
+            <w:r>
+              <w:t>vé</w:t>
+            </w:r>
+            <w:proofErr w:type="spellEnd"/>
+          </w:p>
+          <w:p>
+            <w:proofErr w:type="spellStart"/>
+            <w:r>
+              <w:t>Chọn</w:t>
+            </w:r>
+            <w:proofErr w:type="spellEnd"/>
+            <w:r>
+              <w:t xml:space="preserve"> </w:t>
+            </w:r>
+            <w:proofErr w:type="spellStart"/>
+            <w:r>
+              <w:t>số</w:t>
+            </w:r>
+            <w:proofErr w:type="spellEnd"/>
+            <w:r>
+              <w:t xml:space="preserve"> </w:t>
+            </w:r>
+            <w:proofErr w:type="spellStart"/>
+            <w:r>
+              <w:t>vé</w:t>
+            </w:r>
+            <w:proofErr w:type="spellEnd"/>
+          </w:p>
+          <w:p>
+            <w:proofErr w:type="spellStart"/>
+            <w:r>
+              <w:t>Chọn</w:t>
+            </w:r>
+            <w:proofErr w:type="spellEnd"/>
+            <w:r>
+              <w:t xml:space="preserve"> </w:t>
+            </w:r>
+            <w:proofErr w:type="spellStart"/>
+            <w:r>
+              <w:t>ghế</w:t>
+            </w:r>
+            <w:proofErr w:type="spellEnd"/>
+          </w:p>
+          <w:p>
+            <w:r>
+              <w:t xml:space="preserve">Xem </w:t>
+            </w:r>
+            <w:proofErr w:type="spellStart"/>
+            <w:r>
+              <w:t>mô</w:t>
+            </w:r>
+            <w:proofErr w:type="spellEnd"/>
+            <w:r>
+              <w:t xml:space="preserve"> </w:t>
+            </w:r>
+            <w:proofErr w:type="spellStart"/>
+            <w:r>
+              <w:t>hình</w:t>
+            </w:r>
+            <w:proofErr w:type="spellEnd"/>
+            <w:r>
+              <w:t xml:space="preserve"> </w:t>
+            </w:r>
+            <w:proofErr w:type="spellStart"/>
+            <w:r>
+              <w:t>vị</w:t>
+            </w:r>
+            <w:proofErr w:type="spellEnd"/>
+            <w:r>
+              <w:t xml:space="preserve"> </w:t>
+            </w:r>
+            <w:proofErr w:type="spellStart"/>
+            <w:r>
+              <w:t>trí</w:t>
+            </w:r>
+            <w:proofErr w:type="spellEnd"/>
+            <w:r>
+              <w:t xml:space="preserve"> </w:t>
+            </w:r>
+            <w:proofErr w:type="spellStart"/>
+            <w:r>
+              <w:t>ghế</w:t>
+            </w:r>
+            <w:proofErr w:type="spellEnd"/>
+            <w:r>
+              <w:t xml:space="preserve"> </w:t>
+            </w:r>
+            <w:proofErr w:type="spellStart"/>
+            <w:r>
+              <w:t>và</w:t>
+            </w:r>
+            <w:proofErr w:type="spellEnd"/>
+            <w:r>
+              <w:t xml:space="preserve"> </w:t>
+            </w:r>
+            <w:proofErr w:type="spellStart"/>
+            <w:r>
+              <w:t>số</w:t>
+            </w:r>
+            <w:proofErr w:type="spellEnd"/>
+            <w:r>
+              <w:t xml:space="preserve"> </w:t>
+            </w:r>
+            <w:proofErr w:type="spellStart"/>
+            <w:r>
+              <w:t>ghế</w:t>
+            </w:r>
+            <w:proofErr w:type="spellEnd"/>
+            <w:r>
+              <w:t xml:space="preserve"> </w:t>
+            </w:r>
+            <w:proofErr w:type="spellStart"/>
+            <w:r>
+              <w:t>trống</w:t>
+            </w:r>
+            <w:proofErr w:type="spellEnd"/>
           </w:p>
         </w:tc>
       </w:tr>
@@ -104,8 +411,42 @@
             <w:tcW w:w="4675" w:type="dxa"/>
           </w:tcPr>
           <w:p>
-            <w:r>
-              <w:t>Yêu cầu phi chức năng(2)</w:t>
+            <w:proofErr w:type="spellStart"/>
+            <w:r>
+              <w:t>Yêu</w:t>
+            </w:r>
+            <w:proofErr w:type="spellEnd"/>
+            <w:r>
+              <w:t xml:space="preserve"> </w:t>
+            </w:r>
+            <w:proofErr w:type="spellStart"/>
+            <w:r>
+              <w:t>cầu</w:t>
+            </w:r>
+            <w:proofErr w:type="spellEnd"/>
+            <w:r>
+              <w:t xml:space="preserve"> phi </w:t>
+            </w:r>
+            <w:proofErr w:type="spellStart"/>
+            <w:r>
+              <w:t>chức</w:t>
+            </w:r>
+            <w:proofErr w:type="spellEnd"/>
+            <w:r>
+              <w:t xml:space="preserve"> </w:t>
+            </w:r>
+            <w:proofErr w:type="spellStart"/>
+            <w:proofErr w:type="gramStart"/>
+            <w:r>
+              <w:t>năng</w:t>
+            </w:r>
+            <w:proofErr w:type="spellEnd"/>
+            <w:r>
+              <w:t>(</w:t>
+            </w:r>
+            <w:proofErr w:type="gramEnd"/>
+            <w:r>
+              <w:t>2)</w:t>
             </w:r>
           </w:p>
         </w:tc>
@@ -118,7 +459,95 @@
               <w:t>-</w:t>
             </w:r>
             <w:r>
-              <w:t>Khi có nhiều lượt đặt vé mà hệ thống không bị chậm 1000/s</w:t>
+              <w:t xml:space="preserve">Khi </w:t>
+            </w:r>
+            <w:proofErr w:type="spellStart"/>
+            <w:r>
+              <w:t>có</w:t>
+            </w:r>
+            <w:proofErr w:type="spellEnd"/>
+            <w:r>
+              <w:t xml:space="preserve"> </w:t>
+            </w:r>
+            <w:proofErr w:type="spellStart"/>
+            <w:r>
+              <w:t>nhiều</w:t>
+            </w:r>
+            <w:proofErr w:type="spellEnd"/>
+            <w:r>
+              <w:t xml:space="preserve"> </w:t>
+            </w:r>
+            <w:proofErr w:type="spellStart"/>
+            <w:r>
+              <w:t>lượt</w:t>
+            </w:r>
+            <w:proofErr w:type="spellEnd"/>
+            <w:r>
+              <w:t xml:space="preserve"> </w:t>
+            </w:r>
+            <w:proofErr w:type="spellStart"/>
+            <w:r>
+              <w:t>đặt</w:t>
+            </w:r>
+            <w:proofErr w:type="spellEnd"/>
+            <w:r>
+              <w:t xml:space="preserve"> </w:t>
+            </w:r>
+            <w:proofErr w:type="spellStart"/>
+            <w:r>
+              <w:t>vé</w:t>
+            </w:r>
+            <w:proofErr w:type="spellEnd"/>
+            <w:r>
+              <w:t xml:space="preserve"> </w:t>
+            </w:r>
+            <w:proofErr w:type="spellStart"/>
+            <w:r>
+              <w:t>mà</w:t>
+            </w:r>
+            <w:proofErr w:type="spellEnd"/>
+            <w:r>
+              <w:t xml:space="preserve"> </w:t>
+            </w:r>
+            <w:proofErr w:type="spellStart"/>
+            <w:r>
+              <w:t>hệ</w:t>
+            </w:r>
+            <w:proofErr w:type="spellEnd"/>
+            <w:r>
+              <w:t xml:space="preserve"> </w:t>
+            </w:r>
+            <w:proofErr w:type="spellStart"/>
+            <w:r>
+              <w:t>thống</w:t>
+            </w:r>
+            <w:proofErr w:type="spellEnd"/>
+            <w:r>
+              <w:t xml:space="preserve"> </w:t>
+            </w:r>
+            <w:proofErr w:type="spellStart"/>
+            <w:r>
+              <w:t>không</w:t>
+            </w:r>
+            <w:proofErr w:type="spellEnd"/>
+            <w:r>
+              <w:t xml:space="preserve"> </w:t>
+            </w:r>
+            <w:proofErr w:type="spellStart"/>
+            <w:r>
+              <w:t>bị</w:t>
+            </w:r>
+            <w:proofErr w:type="spellEnd"/>
+            <w:r>
+              <w:t xml:space="preserve"> </w:t>
+            </w:r>
+            <w:proofErr w:type="spellStart"/>
+            <w:r>
+              <w:t>chậm</w:t>
+            </w:r>
+            <w:proofErr w:type="spellEnd"/>
+            <w:r>
+              <w:t xml:space="preserve"> 1000/s</w:t>
             </w:r>
           </w:p>
           <w:p>
@@ -135,18 +564,164 @@
           </w:tcPr>
           <w:p>
             <w:r>
-              <w:t>BR 2 -&gt; Bước 6</w:t>
-            </w:r>
-          </w:p>
-        </w:tc>
-        <w:tc>
-          <w:tcPr>
-            <w:tcW w:w="4675" w:type="dxa"/>
-          </w:tcPr>
-          <w:p>
-            <w:r>
-              <w:t>Hệ thống kiểm tra các suất chiều còn đủ ghế với số lượng ghế tối đa nhất định</w:t>
-            </w:r>
+              <w:t xml:space="preserve">BR 2 -&gt; </w:t>
+            </w:r>
+            <w:proofErr w:type="spellStart"/>
+            <w:r>
+              <w:t>Bước</w:t>
+            </w:r>
+            <w:proofErr w:type="spellEnd"/>
+            <w:r>
+              <w:t xml:space="preserve"> 6</w:t>
+            </w:r>
+          </w:p>
+        </w:tc>
+        <w:tc>
+          <w:tcPr>
+            <w:tcW w:w="4675" w:type="dxa"/>
+          </w:tcPr>
+          <w:p>
+            <w:proofErr w:type="spellStart"/>
+            <w:r>
+              <w:t>Hệ</w:t>
+            </w:r>
+            <w:proofErr w:type="spellEnd"/>
+            <w:r>
+              <w:t xml:space="preserve"> </w:t>
+            </w:r>
+            <w:proofErr w:type="spellStart"/>
+            <w:r>
+              <w:t>thống</w:t>
+            </w:r>
+            <w:proofErr w:type="spellEnd"/>
+            <w:r>
+              <w:t xml:space="preserve"> </w:t>
+            </w:r>
+            <w:proofErr w:type="spellStart"/>
+            <w:r>
+              <w:t>kiểm</w:t>
+            </w:r>
+            <w:proofErr w:type="spellEnd"/>
+            <w:r>
+              <w:t xml:space="preserve"> </w:t>
+            </w:r>
+            <w:proofErr w:type="spellStart"/>
+            <w:r>
+              <w:t>tra</w:t>
+            </w:r>
+            <w:proofErr w:type="spellEnd"/>
+            <w:r>
+              <w:t xml:space="preserve"> </w:t>
+            </w:r>
+            <w:proofErr w:type="spellStart"/>
+            <w:r>
+              <w:t>các</w:t>
+            </w:r>
+            <w:proofErr w:type="spellEnd"/>
+            <w:r>
+              <w:t xml:space="preserve"> </w:t>
+            </w:r>
+            <w:proofErr w:type="spellStart"/>
+            <w:r>
+              <w:t>suất</w:t>
+            </w:r>
+            <w:proofErr w:type="spellEnd"/>
+            <w:r>
+              <w:t xml:space="preserve"> </w:t>
+            </w:r>
+            <w:proofErr w:type="spellStart"/>
+            <w:r>
+              <w:t>chiều</w:t>
+            </w:r>
+            <w:proofErr w:type="spellEnd"/>
+            <w:r>
+              <w:t xml:space="preserve"> </w:t>
+            </w:r>
+            <w:proofErr w:type="spellStart"/>
+            <w:r>
+              <w:t>còn</w:t>
+            </w:r>
+            <w:proofErr w:type="spellEnd"/>
+            <w:r>
+              <w:t xml:space="preserve"> </w:t>
+            </w:r>
+            <w:proofErr w:type="spellStart"/>
+            <w:r>
+              <w:t>đủ</w:t>
+            </w:r>
+            <w:proofErr w:type="spellEnd"/>
+            <w:r>
+              <w:t xml:space="preserve"> </w:t>
+            </w:r>
+            <w:proofErr w:type="spellStart"/>
+            <w:r>
+              <w:t>ghế</w:t>
+            </w:r>
+            <w:proofErr w:type="spellEnd"/>
+            <w:r>
+              <w:t xml:space="preserve"> </w:t>
+            </w:r>
+            <w:proofErr w:type="spellStart"/>
+            <w:r>
+              <w:t>với</w:t>
+            </w:r>
+            <w:proofErr w:type="spellEnd"/>
+            <w:r>
+              <w:t xml:space="preserve"> </w:t>
+            </w:r>
+            <w:proofErr w:type="spellStart"/>
+            <w:r>
+              <w:t>số</w:t>
+            </w:r>
+            <w:proofErr w:type="spellEnd"/>
+            <w:r>
+              <w:t xml:space="preserve"> </w:t>
+            </w:r>
+            <w:proofErr w:type="spellStart"/>
+            <w:r>
+              <w:t>lượng</w:t>
+            </w:r>
+            <w:proofErr w:type="spellEnd"/>
+            <w:r>
+              <w:t xml:space="preserve"> </w:t>
+            </w:r>
+            <w:proofErr w:type="spellStart"/>
+            <w:r>
+              <w:t>ghế</w:t>
+            </w:r>
+            <w:proofErr w:type="spellEnd"/>
+            <w:r>
+              <w:t xml:space="preserve"> </w:t>
+            </w:r>
+            <w:proofErr w:type="spellStart"/>
+            <w:r>
+              <w:t>tối</w:t>
+            </w:r>
+            <w:proofErr w:type="spellEnd"/>
+            <w:r>
+              <w:t xml:space="preserve"> </w:t>
+            </w:r>
+            <w:proofErr w:type="spellStart"/>
+            <w:r>
+              <w:t>đa</w:t>
+            </w:r>
+            <w:proofErr w:type="spellEnd"/>
+            <w:r>
+              <w:t xml:space="preserve"> </w:t>
+            </w:r>
+            <w:proofErr w:type="spellStart"/>
+            <w:r>
+              <w:t>nhất</w:t>
+            </w:r>
+            <w:proofErr w:type="spellEnd"/>
+            <w:r>
+              <w:t xml:space="preserve"> </w:t>
+            </w:r>
+            <w:proofErr w:type="spellStart"/>
+            <w:r>
+              <w:t>định</w:t>
+            </w:r>
+            <w:proofErr w:type="spellEnd"/>
           </w:p>
         </w:tc>
       </w:tr>
@@ -157,7 +732,15 @@
           </w:tcPr>
           <w:p>
             <w:r>
-              <w:t xml:space="preserve">BR3 -&gt; Bước </w:t>
+              <w:t xml:space="preserve">BR3 -&gt; </w:t>
+            </w:r>
+            <w:proofErr w:type="spellStart"/>
+            <w:r>
+              <w:t>Bước</w:t>
+            </w:r>
+            <w:proofErr w:type="spellEnd"/>
+            <w:r>
+              <w:t xml:space="preserve"> </w:t>
             </w:r>
             <w:r>
               <w:t>3</w:t>
@@ -169,8 +752,77 @@
             <w:tcW w:w="4675" w:type="dxa"/>
           </w:tcPr>
           <w:p>
-            <w:r>
-              <w:t>Chọn một suất chiếu, nhập số vé tối đa 8</w:t>
+            <w:proofErr w:type="spellStart"/>
+            <w:r>
+              <w:t>Chọn</w:t>
+            </w:r>
+            <w:proofErr w:type="spellEnd"/>
+            <w:r>
+              <w:t xml:space="preserve"> </w:t>
+            </w:r>
+            <w:proofErr w:type="spellStart"/>
+            <w:r>
+              <w:t>một</w:t>
+            </w:r>
+            <w:proofErr w:type="spellEnd"/>
+            <w:r>
+              <w:t xml:space="preserve"> </w:t>
+            </w:r>
+            <w:proofErr w:type="spellStart"/>
+            <w:r>
+              <w:t>suất</w:t>
+            </w:r>
+            <w:proofErr w:type="spellEnd"/>
+            <w:r>
+              <w:t xml:space="preserve"> </w:t>
+            </w:r>
+            <w:proofErr w:type="spellStart"/>
+            <w:r>
+              <w:t>chiếu</w:t>
+            </w:r>
+            <w:proofErr w:type="spellEnd"/>
+            <w:r>
+              <w:t xml:space="preserve">, </w:t>
+            </w:r>
+            <w:proofErr w:type="spellStart"/>
+            <w:r>
+              <w:t>nhập</w:t>
+            </w:r>
+            <w:proofErr w:type="spellEnd"/>
+            <w:r>
+              <w:t xml:space="preserve"> </w:t>
+            </w:r>
+            <w:proofErr w:type="spellStart"/>
+            <w:r>
+              <w:t>số</w:t>
+            </w:r>
+            <w:proofErr w:type="spellEnd"/>
+            <w:r>
+              <w:t xml:space="preserve"> </w:t>
+            </w:r>
+            <w:proofErr w:type="spellStart"/>
+            <w:r>
+              <w:t>vé</w:t>
+            </w:r>
+            <w:proofErr w:type="spellEnd"/>
+            <w:r>
+              <w:t xml:space="preserve"> </w:t>
+            </w:r>
+            <w:proofErr w:type="spellStart"/>
+            <w:r>
+              <w:t>tối</w:t>
+            </w:r>
+            <w:proofErr w:type="spellEnd"/>
+            <w:r>
+              <w:t xml:space="preserve"> </w:t>
+            </w:r>
+            <w:proofErr w:type="spellStart"/>
+            <w:r>
+              <w:t>đa</w:t>
+            </w:r>
+            <w:proofErr w:type="spellEnd"/>
+            <w:r>
+              <w:t xml:space="preserve"> 8</w:t>
             </w:r>
           </w:p>
         </w:tc>
@@ -212,19 +864,34 @@
             <w:tcW w:w="4675" w:type="dxa"/>
           </w:tcPr>
           <w:p>
-            <w:r>
-              <w:t>Bước 6</w:t>
-            </w:r>
-          </w:p>
-        </w:tc>
-        <w:tc>
-          <w:tcPr>
-            <w:tcW w:w="4675" w:type="dxa"/>
-          </w:tcPr>
-          <w:p>
-            <w:r>
-              <w:t>Hành động</w:t>
-            </w:r>
+            <w:proofErr w:type="spellStart"/>
+            <w:r>
+              <w:t>Bước</w:t>
+            </w:r>
+            <w:proofErr w:type="spellEnd"/>
+            <w:r>
+              <w:t xml:space="preserve"> 6</w:t>
+            </w:r>
+          </w:p>
+        </w:tc>
+        <w:tc>
+          <w:tcPr>
+            <w:tcW w:w="4675" w:type="dxa"/>
+          </w:tcPr>
+          <w:p>
+            <w:proofErr w:type="spellStart"/>
+            <w:r>
+              <w:t>Hành</w:t>
+            </w:r>
+            <w:proofErr w:type="spellEnd"/>
+            <w:r>
+              <w:t xml:space="preserve"> </w:t>
+            </w:r>
+            <w:proofErr w:type="spellStart"/>
+            <w:r>
+              <w:t>động</w:t>
+            </w:r>
+            <w:proofErr w:type="spellEnd"/>
           </w:p>
         </w:tc>
       </w:tr>
@@ -244,8 +911,77 @@
             <w:tcW w:w="4675" w:type="dxa"/>
           </w:tcPr>
           <w:p>
-            <w:r>
-              <w:t xml:space="preserve">Hệ thống kiểm tra suất chiếu còn đủ ghế </w:t>
+            <w:proofErr w:type="spellStart"/>
+            <w:r>
+              <w:t>Hệ</w:t>
+            </w:r>
+            <w:proofErr w:type="spellEnd"/>
+            <w:r>
+              <w:t xml:space="preserve"> </w:t>
+            </w:r>
+            <w:proofErr w:type="spellStart"/>
+            <w:r>
+              <w:t>thống</w:t>
+            </w:r>
+            <w:proofErr w:type="spellEnd"/>
+            <w:r>
+              <w:t xml:space="preserve"> </w:t>
+            </w:r>
+            <w:proofErr w:type="spellStart"/>
+            <w:r>
+              <w:t>kiểm</w:t>
+            </w:r>
+            <w:proofErr w:type="spellEnd"/>
+            <w:r>
+              <w:t xml:space="preserve"> </w:t>
+            </w:r>
+            <w:proofErr w:type="spellStart"/>
+            <w:r>
+              <w:t>tra</w:t>
+            </w:r>
+            <w:proofErr w:type="spellEnd"/>
+            <w:r>
+              <w:t xml:space="preserve"> </w:t>
+            </w:r>
+            <w:proofErr w:type="spellStart"/>
+            <w:r>
+              <w:t>suất</w:t>
+            </w:r>
+            <w:proofErr w:type="spellEnd"/>
+            <w:r>
+              <w:t xml:space="preserve"> </w:t>
+            </w:r>
+            <w:proofErr w:type="spellStart"/>
+            <w:r>
+              <w:t>chiếu</w:t>
+            </w:r>
+            <w:proofErr w:type="spellEnd"/>
+            <w:r>
+              <w:t xml:space="preserve"> </w:t>
+            </w:r>
+            <w:proofErr w:type="spellStart"/>
+            <w:r>
+              <w:t>còn</w:t>
+            </w:r>
+            <w:proofErr w:type="spellEnd"/>
+            <w:r>
+              <w:t xml:space="preserve"> </w:t>
+            </w:r>
+            <w:proofErr w:type="spellStart"/>
+            <w:r>
+              <w:t>đủ</w:t>
+            </w:r>
+            <w:proofErr w:type="spellEnd"/>
+            <w:r>
+              <w:t xml:space="preserve"> </w:t>
+            </w:r>
+            <w:proofErr w:type="spellStart"/>
+            <w:r>
+              <w:t>ghế</w:t>
+            </w:r>
+            <w:proofErr w:type="spellEnd"/>
+            <w:r>
+              <w:t xml:space="preserve"> </w:t>
             </w:r>
           </w:p>
         </w:tc>
@@ -266,9 +1002,51 @@
             <w:tcW w:w="4675" w:type="dxa"/>
           </w:tcPr>
           <w:p>
-            <w:r>
-              <w:t>Nếu đủ tạo đơn đặt vé</w:t>
-            </w:r>
+            <w:proofErr w:type="spellStart"/>
+            <w:r>
+              <w:t>Nếu</w:t>
+            </w:r>
+            <w:proofErr w:type="spellEnd"/>
+            <w:r>
+              <w:t xml:space="preserve"> </w:t>
+            </w:r>
+            <w:proofErr w:type="spellStart"/>
+            <w:r>
+              <w:t>đủ</w:t>
+            </w:r>
+            <w:proofErr w:type="spellEnd"/>
+            <w:r>
+              <w:t xml:space="preserve"> </w:t>
+            </w:r>
+            <w:proofErr w:type="spellStart"/>
+            <w:r>
+              <w:t>tạo</w:t>
+            </w:r>
+            <w:proofErr w:type="spellEnd"/>
+            <w:r>
+              <w:t xml:space="preserve"> </w:t>
+            </w:r>
+            <w:proofErr w:type="spellStart"/>
+            <w:r>
+              <w:t>đơn</w:t>
+            </w:r>
+            <w:proofErr w:type="spellEnd"/>
+            <w:r>
+              <w:t xml:space="preserve"> </w:t>
+            </w:r>
+            <w:proofErr w:type="spellStart"/>
+            <w:r>
+              <w:t>đặt</w:t>
+            </w:r>
+            <w:proofErr w:type="spellEnd"/>
+            <w:r>
+              <w:t xml:space="preserve"> </w:t>
+            </w:r>
+            <w:proofErr w:type="spellStart"/>
+            <w:r>
+              <w:t>vé</w:t>
+            </w:r>
+            <w:proofErr w:type="spellEnd"/>
           </w:p>
         </w:tc>
       </w:tr>
@@ -288,9 +1066,19 @@
             <w:tcW w:w="4675" w:type="dxa"/>
           </w:tcPr>
           <w:p>
-            <w:r>
-              <w:t>Xếp ghế</w:t>
-            </w:r>
+            <w:proofErr w:type="spellStart"/>
+            <w:r>
+              <w:t>Xếp</w:t>
+            </w:r>
+            <w:proofErr w:type="spellEnd"/>
+            <w:r>
+              <w:t xml:space="preserve"> </w:t>
+            </w:r>
+            <w:proofErr w:type="spellStart"/>
+            <w:r>
+              <w:t>ghế</w:t>
+            </w:r>
+            <w:proofErr w:type="spellEnd"/>
           </w:p>
         </w:tc>
       </w:tr>
@@ -310,9 +1098,43 @@
             <w:tcW w:w="4675" w:type="dxa"/>
           </w:tcPr>
           <w:p>
-            <w:r>
-              <w:t>Cấp mã vé điện tử</w:t>
-            </w:r>
+            <w:proofErr w:type="spellStart"/>
+            <w:r>
+              <w:t>Cấp</w:t>
+            </w:r>
+            <w:proofErr w:type="spellEnd"/>
+            <w:r>
+              <w:t xml:space="preserve"> </w:t>
+            </w:r>
+            <w:proofErr w:type="spellStart"/>
+            <w:r>
+              <w:t>mã</w:t>
+            </w:r>
+            <w:proofErr w:type="spellEnd"/>
+            <w:r>
+              <w:t xml:space="preserve"> </w:t>
+            </w:r>
+            <w:proofErr w:type="spellStart"/>
+            <w:r>
+              <w:t>vé</w:t>
+            </w:r>
+            <w:proofErr w:type="spellEnd"/>
+            <w:r>
+              <w:t xml:space="preserve"> </w:t>
+            </w:r>
+            <w:proofErr w:type="spellStart"/>
+            <w:r>
+              <w:t>điện</w:t>
+            </w:r>
+            <w:proofErr w:type="spellEnd"/>
+            <w:r>
+              <w:t xml:space="preserve"> </w:t>
+            </w:r>
+            <w:proofErr w:type="spellStart"/>
+            <w:r>
+              <w:t>tử</w:t>
+            </w:r>
+            <w:proofErr w:type="spellEnd"/>
           </w:p>
         </w:tc>
       </w:tr>
@@ -333,8 +1155,29 @@
           </w:tcPr>
           <w:p>
             <w:r>
-              <w:t>Hiển thị thành công</w:t>
-            </w:r>
+              <w:t xml:space="preserve">Hiển </w:t>
+            </w:r>
+            <w:proofErr w:type="spellStart"/>
+            <w:r>
+              <w:t>thị</w:t>
+            </w:r>
+            <w:proofErr w:type="spellEnd"/>
+            <w:r>
+              <w:t xml:space="preserve"> </w:t>
+            </w:r>
+            <w:proofErr w:type="spellStart"/>
+            <w:r>
+              <w:t>thành</w:t>
+            </w:r>
+            <w:proofErr w:type="spellEnd"/>
+            <w:r>
+              <w:t xml:space="preserve"> </w:t>
+            </w:r>
+            <w:proofErr w:type="spellStart"/>
+            <w:r>
+              <w:t>công</w:t>
+            </w:r>
+            <w:proofErr w:type="spellEnd"/>
           </w:p>
         </w:tc>
       </w:tr>
@@ -354,9 +1197,43 @@
             <w:tcW w:w="4675" w:type="dxa"/>
           </w:tcPr>
           <w:p>
-            <w:r>
-              <w:t>Nếu không đủ thông báo</w:t>
-            </w:r>
+            <w:proofErr w:type="spellStart"/>
+            <w:r>
+              <w:t>Nếu</w:t>
+            </w:r>
+            <w:proofErr w:type="spellEnd"/>
+            <w:r>
+              <w:t xml:space="preserve"> </w:t>
+            </w:r>
+            <w:proofErr w:type="spellStart"/>
+            <w:r>
+              <w:t>không</w:t>
+            </w:r>
+            <w:proofErr w:type="spellEnd"/>
+            <w:r>
+              <w:t xml:space="preserve"> </w:t>
+            </w:r>
+            <w:proofErr w:type="spellStart"/>
+            <w:r>
+              <w:t>đủ</w:t>
+            </w:r>
+            <w:proofErr w:type="spellEnd"/>
+            <w:r>
+              <w:t xml:space="preserve"> </w:t>
+            </w:r>
+            <w:proofErr w:type="spellStart"/>
+            <w:r>
+              <w:t>thông</w:t>
+            </w:r>
+            <w:proofErr w:type="spellEnd"/>
+            <w:r>
+              <w:t xml:space="preserve"> </w:t>
+            </w:r>
+            <w:proofErr w:type="spellStart"/>
+            <w:r>
+              <w:t>báo</w:t>
+            </w:r>
+            <w:proofErr w:type="spellEnd"/>
           </w:p>
         </w:tc>
       </w:tr>
@@ -377,7 +1254,23 @@
           </w:tcPr>
           <w:p>
             <w:r>
-              <w:t>Quay lại bước 3</w:t>
+              <w:t xml:space="preserve">Quay </w:t>
+            </w:r>
+            <w:proofErr w:type="spellStart"/>
+            <w:r>
+              <w:t>lại</w:t>
+            </w:r>
+            <w:proofErr w:type="spellEnd"/>
+            <w:r>
+              <w:t xml:space="preserve"> </w:t>
+            </w:r>
+            <w:proofErr w:type="spellStart"/>
+            <w:r>
+              <w:t>bước</w:t>
+            </w:r>
+            <w:proofErr w:type="spellEnd"/>
+            <w:r>
+              <w:t xml:space="preserve"> 3</w:t>
             </w:r>
           </w:p>
         </w:tc>
@@ -439,6 +1332,497 @@
         <w:t>ERD</w:t>
       </w:r>
     </w:p>
+    <w:p>
+      <w:r>
+        <w:rPr>
+          <w:noProof/>
+        </w:rPr>
+        <w:lastRenderedPageBreak/>
+        <w:drawing>
+          <wp:inline distT="0" distB="0" distL="0" distR="0" wp14:anchorId="6CD32DCB" wp14:editId="22318DFA">
+            <wp:extent cx="5943600" cy="6501765"/>
+            <wp:effectExtent l="0" t="0" r="0" b="0"/>
+            <wp:docPr id="1172801371" name="Picture 2"/>
+            <wp:cNvGraphicFramePr>
+              <a:graphicFrameLocks xmlns:a="http://schemas.openxmlformats.org/drawingml/2006/main" noChangeAspect="1"/>
+            </wp:cNvGraphicFramePr>
+            <a:graphic xmlns:a="http://schemas.openxmlformats.org/drawingml/2006/main">
+              <a:graphicData uri="http://schemas.openxmlformats.org/drawingml/2006/picture">
+                <pic:pic xmlns:pic="http://schemas.openxmlformats.org/drawingml/2006/picture">
+                  <pic:nvPicPr>
+                    <pic:cNvPr id="1172801371" name="Picture 1172801371"/>
+                    <pic:cNvPicPr/>
+                  </pic:nvPicPr>
+                  <pic:blipFill>
+                    <a:blip r:embed="rId5">
+                      <a:extLst>
+                        <a:ext uri="{28A0092B-C50C-407E-A947-70E740481C1C}">
+                          <a14:useLocalDpi xmlns:a14="http://schemas.microsoft.com/office/drawing/2010/main" val="0"/>
+                        </a:ext>
+                      </a:extLst>
+                    </a:blip>
+                    <a:stretch>
+                      <a:fillRect/>
+                    </a:stretch>
+                  </pic:blipFill>
+                  <pic:spPr>
+                    <a:xfrm>
+                      <a:off x="0" y="0"/>
+                      <a:ext cx="5943600" cy="6501765"/>
+                    </a:xfrm>
+                    <a:prstGeom prst="rect">
+                      <a:avLst/>
+                    </a:prstGeom>
+                  </pic:spPr>
+                </pic:pic>
+              </a:graphicData>
+            </a:graphic>
+          </wp:inline>
+        </w:drawing>
+      </w:r>
+    </w:p>
+    <w:p/>
+    <w:p>
+      <w:proofErr w:type="spellStart"/>
+      <w:r>
+        <w:t>Phân</w:t>
+      </w:r>
+      <w:proofErr w:type="spellEnd"/>
+      <w:r>
+        <w:t xml:space="preserve"> </w:t>
+      </w:r>
+      <w:proofErr w:type="spellStart"/>
+      <w:r>
+        <w:t>tích</w:t>
+      </w:r>
+      <w:proofErr w:type="spellEnd"/>
+      <w:r>
+        <w:t xml:space="preserve"> </w:t>
+      </w:r>
+      <w:proofErr w:type="spellStart"/>
+      <w:r>
+        <w:t>tác</w:t>
+      </w:r>
+      <w:proofErr w:type="spellEnd"/>
+      <w:r>
+        <w:t xml:space="preserve"> </w:t>
+      </w:r>
+      <w:proofErr w:type="spellStart"/>
+      <w:r>
+        <w:t>động</w:t>
+      </w:r>
+      <w:proofErr w:type="spellEnd"/>
+    </w:p>
+    <w:tbl>
+      <w:tblPr>
+        <w:tblStyle w:val="TableGrid"/>
+        <w:tblW w:w="0" w:type="auto"/>
+        <w:tblLook w:val="04A0" w:firstRow="1" w:lastRow="0" w:firstColumn="1" w:lastColumn="0" w:noHBand="0" w:noVBand="1"/>
+      </w:tblPr>
+      <w:tblGrid>
+        <w:gridCol w:w="4675"/>
+        <w:gridCol w:w="4675"/>
+      </w:tblGrid>
+      <w:tr>
+        <w:tc>
+          <w:tcPr>
+            <w:tcW w:w="4675" w:type="dxa"/>
+          </w:tcPr>
+          <w:p>
+            <w:proofErr w:type="spellStart"/>
+            <w:r>
+              <w:t>Khía</w:t>
+            </w:r>
+            <w:proofErr w:type="spellEnd"/>
+            <w:r>
+              <w:t xml:space="preserve"> </w:t>
+            </w:r>
+            <w:proofErr w:type="spellStart"/>
+            <w:r>
+              <w:t>cạnh</w:t>
+            </w:r>
+            <w:proofErr w:type="spellEnd"/>
+          </w:p>
+        </w:tc>
+        <w:tc>
+          <w:tcPr>
+            <w:tcW w:w="4675" w:type="dxa"/>
+          </w:tcPr>
+          <w:p>
+            <w:proofErr w:type="spellStart"/>
+            <w:r>
+              <w:t>Tác</w:t>
+            </w:r>
+            <w:proofErr w:type="spellEnd"/>
+            <w:r>
+              <w:t xml:space="preserve"> </w:t>
+            </w:r>
+            <w:proofErr w:type="spellStart"/>
+            <w:r>
+              <w:t>dộng</w:t>
+            </w:r>
+            <w:proofErr w:type="spellEnd"/>
+          </w:p>
+        </w:tc>
+      </w:tr>
+      <w:tr>
+        <w:tc>
+          <w:tcPr>
+            <w:tcW w:w="4675" w:type="dxa"/>
+          </w:tcPr>
+          <w:p>
+            <w:r>
+              <w:t xml:space="preserve">Giao </w:t>
+            </w:r>
+            <w:proofErr w:type="spellStart"/>
+            <w:r>
+              <w:t>diện</w:t>
+            </w:r>
+            <w:proofErr w:type="spellEnd"/>
+          </w:p>
+        </w:tc>
+        <w:tc>
+          <w:tcPr>
+            <w:tcW w:w="4675" w:type="dxa"/>
+          </w:tcPr>
+          <w:p>
+            <w:proofErr w:type="spellStart"/>
+            <w:r>
+              <w:t>Cần</w:t>
+            </w:r>
+            <w:proofErr w:type="spellEnd"/>
+            <w:r>
+              <w:t xml:space="preserve"> them </w:t>
+            </w:r>
+            <w:proofErr w:type="spellStart"/>
+            <w:r>
+              <w:t>giao</w:t>
+            </w:r>
+            <w:proofErr w:type="spellEnd"/>
+            <w:r>
+              <w:t xml:space="preserve"> </w:t>
+            </w:r>
+            <w:proofErr w:type="spellStart"/>
+            <w:r>
+              <w:t>diện</w:t>
+            </w:r>
+            <w:proofErr w:type="spellEnd"/>
+            <w:r>
+              <w:t xml:space="preserve"> </w:t>
+            </w:r>
+            <w:proofErr w:type="spellStart"/>
+            <w:r>
+              <w:t>hiển</w:t>
+            </w:r>
+            <w:proofErr w:type="spellEnd"/>
+            <w:r>
+              <w:t xml:space="preserve"> </w:t>
+            </w:r>
+            <w:proofErr w:type="spellStart"/>
+            <w:r>
+              <w:t>thị</w:t>
+            </w:r>
+            <w:proofErr w:type="spellEnd"/>
+            <w:r>
+              <w:t xml:space="preserve"> </w:t>
+            </w:r>
+            <w:proofErr w:type="spellStart"/>
+            <w:r>
+              <w:t>toàn</w:t>
+            </w:r>
+            <w:proofErr w:type="spellEnd"/>
+            <w:r>
+              <w:t xml:space="preserve"> </w:t>
+            </w:r>
+            <w:proofErr w:type="spellStart"/>
+            <w:r>
+              <w:t>bộ</w:t>
+            </w:r>
+            <w:proofErr w:type="spellEnd"/>
+            <w:r>
+              <w:t xml:space="preserve"> </w:t>
+            </w:r>
+            <w:proofErr w:type="spellStart"/>
+            <w:r>
+              <w:t>ghế</w:t>
+            </w:r>
+            <w:proofErr w:type="spellEnd"/>
+            <w:r>
+              <w:t xml:space="preserve"> </w:t>
+            </w:r>
+            <w:proofErr w:type="spellStart"/>
+            <w:r>
+              <w:t>ngồi</w:t>
+            </w:r>
+            <w:proofErr w:type="spellEnd"/>
+            <w:r>
+              <w:t xml:space="preserve"> </w:t>
+            </w:r>
+            <w:proofErr w:type="spellStart"/>
+            <w:r>
+              <w:t>có</w:t>
+            </w:r>
+            <w:proofErr w:type="spellEnd"/>
+            <w:r>
+              <w:t xml:space="preserve"> </w:t>
+            </w:r>
+            <w:proofErr w:type="spellStart"/>
+            <w:r>
+              <w:t>đánh</w:t>
+            </w:r>
+            <w:proofErr w:type="spellEnd"/>
+            <w:r>
+              <w:t xml:space="preserve"> </w:t>
+            </w:r>
+            <w:proofErr w:type="spellStart"/>
+            <w:r>
+              <w:t>dấu</w:t>
+            </w:r>
+            <w:proofErr w:type="spellEnd"/>
+            <w:r>
+              <w:t xml:space="preserve"> </w:t>
+            </w:r>
+            <w:proofErr w:type="spellStart"/>
+            <w:r>
+              <w:t>ghế</w:t>
+            </w:r>
+            <w:proofErr w:type="spellEnd"/>
+            <w:r>
+              <w:t xml:space="preserve"> </w:t>
+            </w:r>
+            <w:proofErr w:type="spellStart"/>
+            <w:r>
+              <w:t>trống</w:t>
+            </w:r>
+            <w:proofErr w:type="spellEnd"/>
+            <w:r>
+              <w:t xml:space="preserve">, </w:t>
+            </w:r>
+            <w:proofErr w:type="spellStart"/>
+            <w:r>
+              <w:t>phân</w:t>
+            </w:r>
+            <w:proofErr w:type="spellEnd"/>
+            <w:r>
+              <w:t xml:space="preserve"> </w:t>
+            </w:r>
+            <w:proofErr w:type="spellStart"/>
+            <w:r>
+              <w:t>lại</w:t>
+            </w:r>
+            <w:proofErr w:type="spellEnd"/>
+            <w:r>
+              <w:t xml:space="preserve"> </w:t>
+            </w:r>
+            <w:proofErr w:type="spellStart"/>
+            <w:r>
+              <w:t>ghế</w:t>
+            </w:r>
+            <w:proofErr w:type="spellEnd"/>
+          </w:p>
+        </w:tc>
+      </w:tr>
+      <w:tr>
+        <w:tc>
+          <w:tcPr>
+            <w:tcW w:w="4675" w:type="dxa"/>
+          </w:tcPr>
+          <w:p>
+            <w:r>
+              <w:t>validation</w:t>
+            </w:r>
+          </w:p>
+        </w:tc>
+        <w:tc>
+          <w:tcPr>
+            <w:tcW w:w="4675" w:type="dxa"/>
+          </w:tcPr>
+          <w:p>
+            <w:r>
+              <w:t xml:space="preserve">Tùy </w:t>
+            </w:r>
+            <w:proofErr w:type="spellStart"/>
+            <w:r>
+              <w:t>vào</w:t>
+            </w:r>
+            <w:proofErr w:type="spellEnd"/>
+            <w:r>
+              <w:t xml:space="preserve"> </w:t>
+            </w:r>
+            <w:proofErr w:type="spellStart"/>
+            <w:r>
+              <w:t>lại</w:t>
+            </w:r>
+            <w:proofErr w:type="spellEnd"/>
+            <w:r>
+              <w:t xml:space="preserve"> </w:t>
+            </w:r>
+            <w:proofErr w:type="spellStart"/>
+            <w:r>
+              <w:t>ghế</w:t>
+            </w:r>
+            <w:proofErr w:type="spellEnd"/>
+            <w:r>
+              <w:t xml:space="preserve"> </w:t>
+            </w:r>
+            <w:proofErr w:type="spellStart"/>
+            <w:r>
+              <w:t>mà</w:t>
+            </w:r>
+            <w:proofErr w:type="spellEnd"/>
+            <w:r>
+              <w:t xml:space="preserve"> </w:t>
+            </w:r>
+            <w:proofErr w:type="spellStart"/>
+            <w:r>
+              <w:t>khách</w:t>
+            </w:r>
+            <w:proofErr w:type="spellEnd"/>
+            <w:r>
+              <w:t xml:space="preserve"> </w:t>
+            </w:r>
+            <w:proofErr w:type="spellStart"/>
+            <w:r>
+              <w:t>hàng</w:t>
+            </w:r>
+            <w:proofErr w:type="spellEnd"/>
+            <w:r>
+              <w:t xml:space="preserve"> </w:t>
+            </w:r>
+            <w:proofErr w:type="spellStart"/>
+            <w:r>
+              <w:t>chọn</w:t>
+            </w:r>
+            <w:proofErr w:type="spellEnd"/>
+            <w:r>
+              <w:t xml:space="preserve"> </w:t>
+            </w:r>
+            <w:proofErr w:type="spellStart"/>
+            <w:r>
+              <w:t>sẽ</w:t>
+            </w:r>
+            <w:proofErr w:type="spellEnd"/>
+            <w:r>
+              <w:t xml:space="preserve"> </w:t>
+            </w:r>
+            <w:proofErr w:type="spellStart"/>
+            <w:r>
+              <w:t>có</w:t>
+            </w:r>
+            <w:proofErr w:type="spellEnd"/>
+            <w:r>
+              <w:t xml:space="preserve"> </w:t>
+            </w:r>
+            <w:proofErr w:type="spellStart"/>
+            <w:r>
+              <w:t>mức</w:t>
+            </w:r>
+            <w:proofErr w:type="spellEnd"/>
+            <w:r>
+              <w:t xml:space="preserve"> </w:t>
+            </w:r>
+            <w:proofErr w:type="spellStart"/>
+            <w:r>
+              <w:t>giá</w:t>
+            </w:r>
+            <w:proofErr w:type="spellEnd"/>
+            <w:r>
+              <w:t xml:space="preserve"> </w:t>
+            </w:r>
+            <w:proofErr w:type="spellStart"/>
+            <w:r>
+              <w:t>khác</w:t>
+            </w:r>
+            <w:proofErr w:type="spellEnd"/>
+            <w:r>
+              <w:t xml:space="preserve"> </w:t>
+            </w:r>
+            <w:proofErr w:type="spellStart"/>
+            <w:r>
+              <w:t>nhau</w:t>
+            </w:r>
+            <w:proofErr w:type="spellEnd"/>
+          </w:p>
+        </w:tc>
+      </w:tr>
+      <w:tr>
+        <w:tc>
+          <w:tcPr>
+            <w:tcW w:w="4675" w:type="dxa"/>
+          </w:tcPr>
+          <w:p>
+            <w:r>
+              <w:lastRenderedPageBreak/>
+              <w:t>Use case /activity</w:t>
+            </w:r>
+          </w:p>
+        </w:tc>
+        <w:tc>
+          <w:tcPr>
+            <w:tcW w:w="4675" w:type="dxa"/>
+          </w:tcPr>
+          <w:p>
+            <w:proofErr w:type="spellStart"/>
+            <w:r>
+              <w:t>Thêm</w:t>
+            </w:r>
+            <w:proofErr w:type="spellEnd"/>
+            <w:r>
+              <w:t xml:space="preserve"> </w:t>
+            </w:r>
+            <w:proofErr w:type="spellStart"/>
+            <w:r>
+              <w:t>phần</w:t>
+            </w:r>
+            <w:proofErr w:type="spellEnd"/>
+            <w:r>
+              <w:t xml:space="preserve"> </w:t>
+            </w:r>
+            <w:proofErr w:type="spellStart"/>
+            <w:r>
+              <w:t>chọn</w:t>
+            </w:r>
+            <w:proofErr w:type="spellEnd"/>
+            <w:r>
+              <w:t xml:space="preserve"> </w:t>
+            </w:r>
+            <w:proofErr w:type="spellStart"/>
+            <w:r>
+              <w:t>loại</w:t>
+            </w:r>
+            <w:proofErr w:type="spellEnd"/>
+            <w:r>
+              <w:t xml:space="preserve"> </w:t>
+            </w:r>
+            <w:proofErr w:type="spellStart"/>
+            <w:r>
+              <w:t>ghế</w:t>
+            </w:r>
+            <w:proofErr w:type="spellEnd"/>
+          </w:p>
+        </w:tc>
+      </w:tr>
+      <w:tr>
+        <w:tc>
+          <w:tcPr>
+            <w:tcW w:w="4675" w:type="dxa"/>
+          </w:tcPr>
+          <w:p>
+            <w:r>
+              <w:t xml:space="preserve">ERD </w:t>
+            </w:r>
+          </w:p>
+        </w:tc>
+        <w:tc>
+          <w:tcPr>
+            <w:tcW w:w="4675" w:type="dxa"/>
+          </w:tcPr>
+          <w:p/>
+        </w:tc>
+      </w:tr>
+    </w:tbl>
+    <w:p/>
+    <w:p/>
     <w:sectPr>
       <w:pgSz w:w="12240" w:h="15840"/>
       <w:pgMar w:top="1440" w:right="1440" w:bottom="1440" w:left="1440" w:header="720" w:footer="720" w:gutter="0"/>
